--- a/Web/4.BOOTSTRAP/Activity/GridSystem.docx
+++ b/Web/4.BOOTSTRAP/Activity/GridSystem.docx
@@ -40,7 +40,7 @@
     <w:p>
       <w:r>
         <w:pict w14:anchorId="5276A0C4">
-          <v:rect id="_x0000_i1067" style="width:0;height:1.5pt" o:hralign="center" o:hrstd="t" o:hr="t" fillcolor="#a0a0a0" stroked="f"/>
+          <v:rect id="_x0000_i1025" style="width:0;height:1.5pt" o:hralign="center" o:hrstd="t" o:hr="t" fillcolor="#a0a0a0" stroked="f"/>
         </w:pict>
       </w:r>
     </w:p>
@@ -246,8 +246,13 @@
           <w:numId w:val="1"/>
         </w:numPr>
       </w:pPr>
-      <w:r>
-        <w:t>.row → creates a horizontal group</w:t>
+      <w:proofErr w:type="gramStart"/>
+      <w:r>
+        <w:t>.row</w:t>
+      </w:r>
+      <w:proofErr w:type="gramEnd"/>
+      <w:r>
+        <w:t xml:space="preserve"> → creates a horizontal group</w:t>
       </w:r>
     </w:p>
     <w:p>
@@ -257,14 +262,19 @@
           <w:numId w:val="1"/>
         </w:numPr>
       </w:pPr>
-      <w:r>
-        <w:t>.col-* → columns inside rows</w:t>
+      <w:proofErr w:type="gramStart"/>
+      <w:r>
+        <w:t>.col</w:t>
+      </w:r>
+      <w:proofErr w:type="gramEnd"/>
+      <w:r>
+        <w:t>-* → columns inside rows</w:t>
       </w:r>
     </w:p>
     <w:p>
       <w:r>
         <w:pict w14:anchorId="2C026D6D">
-          <v:rect id="_x0000_i1068" style="width:0;height:1.5pt" o:hralign="center" o:hrstd="t" o:hr="t" fillcolor="#a0a0a0" stroked="f"/>
+          <v:rect id="_x0000_i1026" style="width:0;height:1.5pt" o:hralign="center" o:hrstd="t" o:hr="t" fillcolor="#a0a0a0" stroked="f"/>
         </w:pict>
       </w:r>
     </w:p>
@@ -303,7 +313,15 @@
       </w:r>
       <w:proofErr w:type="spellEnd"/>
       <w:r>
-        <w:t>-primary text-white"&gt;Column 1 (4/12)&lt;/div&gt;</w:t>
+        <w:t>-primary text-white"&gt;Column 1 (4/</w:t>
+      </w:r>
+      <w:proofErr w:type="gramStart"/>
+      <w:r>
+        <w:t>12)&lt;</w:t>
+      </w:r>
+      <w:proofErr w:type="gramEnd"/>
+      <w:r>
+        <w:t>/div&gt;</w:t>
       </w:r>
     </w:p>
     <w:p>
@@ -316,7 +334,15 @@
       </w:r>
       <w:proofErr w:type="spellEnd"/>
       <w:r>
-        <w:t>-success text-white"&gt;Column 2 (4/12)&lt;/div&gt;</w:t>
+        <w:t>-success text-white"&gt;Column 2 (4/</w:t>
+      </w:r>
+      <w:proofErr w:type="gramStart"/>
+      <w:r>
+        <w:t>12)&lt;</w:t>
+      </w:r>
+      <w:proofErr w:type="gramEnd"/>
+      <w:r>
+        <w:t>/div&gt;</w:t>
       </w:r>
     </w:p>
     <w:p>
@@ -329,7 +355,15 @@
       </w:r>
       <w:proofErr w:type="spellEnd"/>
       <w:r>
-        <w:t>-danger text-white"&gt;Column 3 (4/12)&lt;/div&gt;</w:t>
+        <w:t>-danger text-white"&gt;Column 3 (4/</w:t>
+      </w:r>
+      <w:proofErr w:type="gramStart"/>
+      <w:r>
+        <w:t>12)&lt;</w:t>
+      </w:r>
+      <w:proofErr w:type="gramEnd"/>
+      <w:r>
+        <w:t>/div&gt;</w:t>
       </w:r>
     </w:p>
     <w:p>
@@ -346,7 +380,7 @@
       <w:r>
         <w:lastRenderedPageBreak/>
         <w:pict w14:anchorId="742CA97D">
-          <v:rect id="_x0000_i1069" style="width:0;height:1.5pt" o:hralign="center" o:hrstd="t" o:hr="t" fillcolor="#a0a0a0" stroked="f"/>
+          <v:rect id="_x0000_i1027" style="width:0;height:1.5pt" o:hralign="center" o:hrstd="t" o:hr="t" fillcolor="#a0a0a0" stroked="f"/>
         </w:pict>
       </w:r>
     </w:p>
@@ -480,7 +514,7 @@
     <w:p>
       <w:r>
         <w:pict w14:anchorId="706F17C5">
-          <v:rect id="_x0000_i1070" style="width:0;height:1.5pt" o:hralign="center" o:hrstd="t" o:hr="t" fillcolor="#a0a0a0" stroked="f"/>
+          <v:rect id="_x0000_i1028" style="width:0;height:1.5pt" o:hralign="center" o:hrstd="t" o:hr="t" fillcolor="#a0a0a0" stroked="f"/>
         </w:pict>
       </w:r>
     </w:p>
@@ -595,7 +629,7 @@
     <w:p>
       <w:r>
         <w:pict w14:anchorId="39DA21FE">
-          <v:rect id="_x0000_i1072" style="width:0;height:1.5pt" o:hralign="center" o:hrstd="t" o:hr="t" fillcolor="#a0a0a0" stroked="f"/>
+          <v:rect id="_x0000_i1029" style="width:0;height:1.5pt" o:hralign="center" o:hrstd="t" o:hr="t" fillcolor="#a0a0a0" stroked="f"/>
         </w:pict>
       </w:r>
     </w:p>
@@ -727,8 +761,13 @@
             <w:hideMark/>
           </w:tcPr>
           <w:p>
-            <w:r>
-              <w:t>.col-</w:t>
+            <w:proofErr w:type="gramStart"/>
+            <w:r>
+              <w:t>.col</w:t>
+            </w:r>
+            <w:proofErr w:type="gramEnd"/>
+            <w:r>
+              <w:t>-</w:t>
             </w:r>
           </w:p>
         </w:tc>
@@ -768,8 +807,13 @@
             <w:hideMark/>
           </w:tcPr>
           <w:p>
-            <w:r>
-              <w:t>.col-</w:t>
+            <w:proofErr w:type="gramStart"/>
+            <w:r>
+              <w:t>.col</w:t>
+            </w:r>
+            <w:proofErr w:type="gramEnd"/>
+            <w:r>
+              <w:t>-</w:t>
             </w:r>
             <w:proofErr w:type="spellStart"/>
             <w:r>
@@ -817,8 +861,13 @@
             <w:hideMark/>
           </w:tcPr>
           <w:p>
-            <w:r>
-              <w:t>.col-md-</w:t>
+            <w:proofErr w:type="gramStart"/>
+            <w:r>
+              <w:t>.col</w:t>
+            </w:r>
+            <w:proofErr w:type="gramEnd"/>
+            <w:r>
+              <w:t>-md-</w:t>
             </w:r>
           </w:p>
         </w:tc>
@@ -858,8 +907,13 @@
             <w:hideMark/>
           </w:tcPr>
           <w:p>
-            <w:r>
-              <w:t>.col-</w:t>
+            <w:proofErr w:type="gramStart"/>
+            <w:r>
+              <w:t>.col</w:t>
+            </w:r>
+            <w:proofErr w:type="gramEnd"/>
+            <w:r>
+              <w:t>-</w:t>
             </w:r>
             <w:proofErr w:type="spellStart"/>
             <w:r>
@@ -907,8 +961,13 @@
             <w:hideMark/>
           </w:tcPr>
           <w:p>
-            <w:r>
-              <w:t>.col-xl-</w:t>
+            <w:proofErr w:type="gramStart"/>
+            <w:r>
+              <w:t>.col</w:t>
+            </w:r>
+            <w:proofErr w:type="gramEnd"/>
+            <w:r>
+              <w:t>-xl-</w:t>
             </w:r>
           </w:p>
         </w:tc>
@@ -956,8 +1015,13 @@
             <w:hideMark/>
           </w:tcPr>
           <w:p>
-            <w:r>
-              <w:t>.col-</w:t>
+            <w:proofErr w:type="gramStart"/>
+            <w:r>
+              <w:t>.col</w:t>
+            </w:r>
+            <w:proofErr w:type="gramEnd"/>
+            <w:r>
+              <w:t>-</w:t>
             </w:r>
             <w:proofErr w:type="spellStart"/>
             <w:r>
@@ -986,7 +1050,7 @@
     <w:p>
       <w:r>
         <w:pict w14:anchorId="0056D895">
-          <v:rect id="_x0000_i1073" style="width:0;height:1.5pt" o:hralign="center" o:hrstd="t" o:hr="t" fillcolor="#a0a0a0" stroked="f"/>
+          <v:rect id="_x0000_i1030" style="width:0;height:1.5pt" o:hralign="center" o:hrstd="t" o:hr="t" fillcolor="#a0a0a0" stroked="f"/>
         </w:pict>
       </w:r>
     </w:p>
@@ -1017,7 +1081,15 @@
     </w:p>
     <w:p>
       <w:r>
-        <w:t xml:space="preserve">    &lt;!-- Always full width on extra small (&lt;576px),</w:t>
+        <w:t xml:space="preserve">    </w:t>
+      </w:r>
+      <w:proofErr w:type="gramStart"/>
+      <w:r>
+        <w:t>&lt;!--</w:t>
+      </w:r>
+      <w:proofErr w:type="gramEnd"/>
+      <w:r>
+        <w:t xml:space="preserve"> Always full width on extra small (&lt;576px),</w:t>
       </w:r>
     </w:p>
     <w:p>
@@ -1144,6 +1216,319 @@
         <w:t xml:space="preserve"> → three per row (4/12 each)</w:t>
       </w:r>
     </w:p>
+    <w:p/>
+    <w:p/>
+    <w:p/>
+    <w:p/>
+    <w:p>
+      <w:pPr>
+        <w:rPr>
+          <w:b/>
+          <w:bCs/>
+        </w:rPr>
+      </w:pPr>
+      <w:r>
+        <w:rPr>
+          <w:b/>
+          <w:bCs/>
+        </w:rPr>
+        <w:lastRenderedPageBreak/>
+        <w:t>TASK</w:t>
+      </w:r>
+    </w:p>
+    <w:p>
+      <w:pPr>
+        <w:rPr>
+          <w:b/>
+          <w:bCs/>
+        </w:rPr>
+      </w:pPr>
+      <w:r>
+        <w:rPr>
+          <w:b/>
+          <w:bCs/>
+        </w:rPr>
+        <w:t>Scenario:</w:t>
+      </w:r>
+      <w:r>
+        <w:rPr>
+          <w:b/>
+          <w:bCs/>
+        </w:rPr>
+        <w:br/>
+        <w:t xml:space="preserve">You are designing a food delivery website called </w:t>
+      </w:r>
+      <w:proofErr w:type="spellStart"/>
+      <w:r>
+        <w:rPr>
+          <w:b/>
+          <w:bCs/>
+          <w:i/>
+          <w:iCs/>
+        </w:rPr>
+        <w:t>QuickBite</w:t>
+      </w:r>
+      <w:proofErr w:type="spellEnd"/>
+      <w:r>
+        <w:rPr>
+          <w:b/>
+          <w:bCs/>
+        </w:rPr>
+        <w:t>. On the homepage, you need to create a responsive layout for displaying featured restaurants.</w:t>
+      </w:r>
+    </w:p>
+    <w:p>
+      <w:pPr>
+        <w:rPr>
+          <w:b/>
+          <w:bCs/>
+        </w:rPr>
+      </w:pPr>
+      <w:r>
+        <w:rPr>
+          <w:b/>
+          <w:bCs/>
+        </w:rPr>
+        <w:t>The requirements are:</w:t>
+      </w:r>
+    </w:p>
+    <w:p>
+      <w:pPr>
+        <w:numPr>
+          <w:ilvl w:val="0"/>
+          <w:numId w:val="2"/>
+        </w:numPr>
+        <w:rPr>
+          <w:b/>
+          <w:bCs/>
+        </w:rPr>
+      </w:pPr>
+      <w:r>
+        <w:rPr>
+          <w:b/>
+          <w:bCs/>
+        </w:rPr>
+        <w:t>On mobile devices (&lt;576px) → each restaurant card should take full width (col-12).</w:t>
+      </w:r>
+    </w:p>
+    <w:p>
+      <w:pPr>
+        <w:numPr>
+          <w:ilvl w:val="0"/>
+          <w:numId w:val="2"/>
+        </w:numPr>
+        <w:rPr>
+          <w:b/>
+          <w:bCs/>
+        </w:rPr>
+      </w:pPr>
+      <w:r>
+        <w:rPr>
+          <w:b/>
+          <w:bCs/>
+        </w:rPr>
+        <w:t>On tablets (≥768px) → show 2 restaurant cards per row (col-md-6).</w:t>
+      </w:r>
+    </w:p>
+    <w:p>
+      <w:pPr>
+        <w:numPr>
+          <w:ilvl w:val="0"/>
+          <w:numId w:val="2"/>
+        </w:numPr>
+        <w:rPr>
+          <w:b/>
+          <w:bCs/>
+        </w:rPr>
+      </w:pPr>
+      <w:r>
+        <w:rPr>
+          <w:b/>
+          <w:bCs/>
+        </w:rPr>
+        <w:t>On desktop (≥992px) → show 4 restaurant cards per row (col-lg-3).</w:t>
+      </w:r>
+    </w:p>
+    <w:p>
+      <w:pPr>
+        <w:numPr>
+          <w:ilvl w:val="0"/>
+          <w:numId w:val="2"/>
+        </w:numPr>
+        <w:rPr>
+          <w:b/>
+          <w:bCs/>
+        </w:rPr>
+      </w:pPr>
+      <w:r>
+        <w:rPr>
+          <w:b/>
+          <w:bCs/>
+        </w:rPr>
+        <w:t xml:space="preserve">Each card should have a background </w:t>
+      </w:r>
+      <w:proofErr w:type="spellStart"/>
+      <w:r>
+        <w:rPr>
+          <w:b/>
+          <w:bCs/>
+        </w:rPr>
+        <w:t>color</w:t>
+      </w:r>
+      <w:proofErr w:type="spellEnd"/>
+      <w:r>
+        <w:rPr>
+          <w:b/>
+          <w:bCs/>
+        </w:rPr>
+        <w:t>, restaurant name, and a short tagline.</w:t>
+      </w:r>
+    </w:p>
+    <w:p>
+      <w:pPr>
+        <w:rPr>
+          <w:b/>
+          <w:bCs/>
+        </w:rPr>
+      </w:pPr>
+      <w:r>
+        <w:rPr>
+          <w:b/>
+          <w:bCs/>
+        </w:rPr>
+        <w:pict w14:anchorId="6D771CF2">
+          <v:rect id="_x0000_i1043" style="width:468pt;height:1.2pt" o:hralign="center" o:hrstd="t" o:hr="t" fillcolor="#a0a0a0" stroked="f"/>
+        </w:pict>
+      </w:r>
+    </w:p>
+    <w:p>
+      <w:pPr>
+        <w:rPr>
+          <w:b/>
+          <w:bCs/>
+        </w:rPr>
+      </w:pPr>
+      <w:r>
+        <w:rPr>
+          <w:b/>
+          <w:bCs/>
+        </w:rPr>
+        <w:t>Task:</w:t>
+      </w:r>
+    </w:p>
+    <w:p>
+      <w:pPr>
+        <w:rPr>
+          <w:b/>
+          <w:bCs/>
+        </w:rPr>
+      </w:pPr>
+      <w:r>
+        <w:rPr>
+          <w:b/>
+          <w:bCs/>
+        </w:rPr>
+        <w:t>Write the HTML code using the Bootstrap Grid System to implement this layout.</w:t>
+      </w:r>
+    </w:p>
+    <w:p>
+      <w:pPr>
+        <w:rPr>
+          <w:b/>
+          <w:bCs/>
+        </w:rPr>
+      </w:pPr>
+      <w:r>
+        <w:rPr>
+          <w:b/>
+          <w:bCs/>
+        </w:rPr>
+        <w:pict w14:anchorId="0D9E62DC">
+          <v:rect id="_x0000_i1044" style="width:468pt;height:1.2pt" o:hralign="center" o:hrstd="t" o:hr="t" fillcolor="#a0a0a0" stroked="f"/>
+        </w:pict>
+      </w:r>
+    </w:p>
+    <w:p>
+      <w:pPr>
+        <w:rPr>
+          <w:b/>
+          <w:bCs/>
+        </w:rPr>
+      </w:pPr>
+      <w:r>
+        <w:rPr>
+          <w:b/>
+          <w:bCs/>
+        </w:rPr>
+        <w:t xml:space="preserve">Expected Output </w:t>
+      </w:r>
+    </w:p>
+    <w:p>
+      <w:pPr>
+        <w:numPr>
+          <w:ilvl w:val="0"/>
+          <w:numId w:val="3"/>
+        </w:numPr>
+        <w:rPr>
+          <w:b/>
+          <w:bCs/>
+        </w:rPr>
+      </w:pPr>
+      <w:r>
+        <w:rPr>
+          <w:b/>
+          <w:bCs/>
+        </w:rPr>
+        <w:t>On mobile → restaurants stacked vertically.</w:t>
+      </w:r>
+    </w:p>
+    <w:p>
+      <w:pPr>
+        <w:numPr>
+          <w:ilvl w:val="0"/>
+          <w:numId w:val="3"/>
+        </w:numPr>
+        <w:rPr>
+          <w:b/>
+          <w:bCs/>
+        </w:rPr>
+      </w:pPr>
+      <w:r>
+        <w:rPr>
+          <w:b/>
+          <w:bCs/>
+        </w:rPr>
+        <w:t>On tablet → 2 restaurants per row.</w:t>
+      </w:r>
+    </w:p>
+    <w:p>
+      <w:pPr>
+        <w:numPr>
+          <w:ilvl w:val="0"/>
+          <w:numId w:val="3"/>
+        </w:numPr>
+        <w:rPr>
+          <w:b/>
+          <w:bCs/>
+        </w:rPr>
+      </w:pPr>
+      <w:r>
+        <w:rPr>
+          <w:b/>
+          <w:bCs/>
+        </w:rPr>
+        <w:t>On desktop → 4 restaurants per row.</w:t>
+      </w:r>
+    </w:p>
+    <w:p>
+      <w:pPr>
+        <w:rPr>
+          <w:b/>
+          <w:bCs/>
+        </w:rPr>
+      </w:pPr>
+    </w:p>
+    <w:p/>
     <w:p/>
     <w:sectPr>
       <w:pgSz w:w="11906" w:h="16838"/>
@@ -1158,6 +1543,268 @@
 <file path=word/numbering.xml><?xml version="1.0" encoding="utf-8"?>
 <w:numbering xmlns:wpc="http://schemas.microsoft.com/office/word/2010/wordprocessingCanvas" xmlns:cx="http://schemas.microsoft.com/office/drawing/2014/chartex" xmlns:cx1="http://schemas.microsoft.com/office/drawing/2015/9/8/chartex" xmlns:cx2="http://schemas.microsoft.com/office/drawing/2015/10/21/chartex" xmlns:cx3="http://schemas.microsoft.com/office/drawing/2016/5/9/chartex" xmlns:cx4="http://schemas.microsoft.com/office/drawing/2016/5/10/chartex" xmlns:cx5="http://schemas.microsoft.com/office/drawing/2016/5/11/chartex" xmlns:cx6="http://schemas.microsoft.com/office/drawing/2016/5/12/chartex" xmlns:cx7="http://schemas.microsoft.com/office/drawing/2016/5/13/chartex" xmlns:cx8="http://schemas.microsoft.com/office/drawing/2016/5/14/chartex" xmlns:mc="http://schemas.openxmlformats.org/markup-compatibility/2006" xmlns:aink="http://schemas.microsoft.com/office/drawing/2016/ink" xmlns:am3d="http://schemas.microsoft.com/office/drawing/2017/model3d" xmlns:o="urn:schemas-microsoft-com:office:office" xmlns:oel="http://schemas.microsoft.com/office/2019/extlst" xmlns:r="http://schemas.openxmlformats.org/officeDocument/2006/relationships" xmlns:m="http://schemas.openxmlformats.org/officeDocument/2006/math" xmlns:v="urn:schemas-microsoft-com:vml" xmlns:wp14="http://schemas.microsoft.com/office/word/2010/wordprocessingDrawing" xmlns:wp="http://schemas.openxmlformats.org/drawingml/2006/wordprocessingDrawing" xmlns:w10="urn:schemas-microsoft-com:office:word" xmlns:w="http://schemas.openxmlformats.org/wordprocessingml/2006/main" xmlns:w14="http://schemas.microsoft.com/office/word/2010/wordml" xmlns:w15="http://schemas.microsoft.com/office/word/2012/wordml" xmlns:w16cex="http://schemas.microsoft.com/office/word/2018/wordml/cex" xmlns:w16cid="http://schemas.microsoft.com/office/word/2016/wordml/cid" xmlns:w16="http://schemas.microsoft.com/office/word/2018/wordml" xmlns:w16du="http://schemas.microsoft.com/office/word/2023/wordml/word16du" xmlns:w16sdtdh="http://schemas.microsoft.com/office/word/2020/wordml/sdtdatahash" xmlns:w16sdtfl="http://schemas.microsoft.com/office/word/2024/wordml/sdtformatlock" xmlns:w16se="http://schemas.microsoft.com/office/word/2015/wordml/symex" xmlns:wpg="http://schemas.microsoft.com/office/word/2010/wordprocessingGroup" xmlns:wpi="http://schemas.microsoft.com/office/word/2010/wordprocessingInk" xmlns:wne="http://schemas.microsoft.com/office/word/2006/wordml" xmlns:wps="http://schemas.microsoft.com/office/word/2010/wordprocessingShape" mc:Ignorable="w14 w15 w16se w16cid w16 w16cex w16sdtdh w16sdtfl w16du wp14">
   <w:abstractNum w:abstractNumId="0" w15:restartNumberingAfterBreak="0">
+    <w:nsid w:val="2C167E45"/>
+    <w:multiLevelType w:val="multilevel"/>
+    <w:tmpl w:val="083AE2D4"/>
+    <w:lvl w:ilvl="0">
+      <w:start w:val="1"/>
+      <w:numFmt w:val="decimal"/>
+      <w:lvlText w:val="%1."/>
+      <w:lvlJc w:val="left"/>
+      <w:pPr>
+        <w:tabs>
+          <w:tab w:val="num" w:pos="720"/>
+        </w:tabs>
+        <w:ind w:left="720" w:hanging="360"/>
+      </w:pPr>
+    </w:lvl>
+    <w:lvl w:ilvl="1">
+      <w:start w:val="1"/>
+      <w:numFmt w:val="decimal"/>
+      <w:lvlText w:val="%2."/>
+      <w:lvlJc w:val="left"/>
+      <w:pPr>
+        <w:tabs>
+          <w:tab w:val="num" w:pos="1440"/>
+        </w:tabs>
+        <w:ind w:left="1440" w:hanging="360"/>
+      </w:pPr>
+    </w:lvl>
+    <w:lvl w:ilvl="2">
+      <w:start w:val="1"/>
+      <w:numFmt w:val="decimal"/>
+      <w:lvlText w:val="%3."/>
+      <w:lvlJc w:val="left"/>
+      <w:pPr>
+        <w:tabs>
+          <w:tab w:val="num" w:pos="2160"/>
+        </w:tabs>
+        <w:ind w:left="2160" w:hanging="360"/>
+      </w:pPr>
+    </w:lvl>
+    <w:lvl w:ilvl="3">
+      <w:start w:val="1"/>
+      <w:numFmt w:val="decimal"/>
+      <w:lvlText w:val="%4."/>
+      <w:lvlJc w:val="left"/>
+      <w:pPr>
+        <w:tabs>
+          <w:tab w:val="num" w:pos="2880"/>
+        </w:tabs>
+        <w:ind w:left="2880" w:hanging="360"/>
+      </w:pPr>
+    </w:lvl>
+    <w:lvl w:ilvl="4">
+      <w:start w:val="1"/>
+      <w:numFmt w:val="decimal"/>
+      <w:lvlText w:val="%5."/>
+      <w:lvlJc w:val="left"/>
+      <w:pPr>
+        <w:tabs>
+          <w:tab w:val="num" w:pos="3600"/>
+        </w:tabs>
+        <w:ind w:left="3600" w:hanging="360"/>
+      </w:pPr>
+    </w:lvl>
+    <w:lvl w:ilvl="5">
+      <w:start w:val="1"/>
+      <w:numFmt w:val="decimal"/>
+      <w:lvlText w:val="%6."/>
+      <w:lvlJc w:val="left"/>
+      <w:pPr>
+        <w:tabs>
+          <w:tab w:val="num" w:pos="4320"/>
+        </w:tabs>
+        <w:ind w:left="4320" w:hanging="360"/>
+      </w:pPr>
+    </w:lvl>
+    <w:lvl w:ilvl="6">
+      <w:start w:val="1"/>
+      <w:numFmt w:val="decimal"/>
+      <w:lvlText w:val="%7."/>
+      <w:lvlJc w:val="left"/>
+      <w:pPr>
+        <w:tabs>
+          <w:tab w:val="num" w:pos="5040"/>
+        </w:tabs>
+        <w:ind w:left="5040" w:hanging="360"/>
+      </w:pPr>
+    </w:lvl>
+    <w:lvl w:ilvl="7">
+      <w:start w:val="1"/>
+      <w:numFmt w:val="decimal"/>
+      <w:lvlText w:val="%8."/>
+      <w:lvlJc w:val="left"/>
+      <w:pPr>
+        <w:tabs>
+          <w:tab w:val="num" w:pos="5760"/>
+        </w:tabs>
+        <w:ind w:left="5760" w:hanging="360"/>
+      </w:pPr>
+    </w:lvl>
+    <w:lvl w:ilvl="8">
+      <w:start w:val="1"/>
+      <w:numFmt w:val="decimal"/>
+      <w:lvlText w:val="%9."/>
+      <w:lvlJc w:val="left"/>
+      <w:pPr>
+        <w:tabs>
+          <w:tab w:val="num" w:pos="6480"/>
+        </w:tabs>
+        <w:ind w:left="6480" w:hanging="360"/>
+      </w:pPr>
+    </w:lvl>
+  </w:abstractNum>
+  <w:abstractNum w:abstractNumId="1" w15:restartNumberingAfterBreak="0">
+    <w:nsid w:val="41286284"/>
+    <w:multiLevelType w:val="multilevel"/>
+    <w:tmpl w:val="799243AC"/>
+    <w:lvl w:ilvl="0">
+      <w:start w:val="1"/>
+      <w:numFmt w:val="bullet"/>
+      <w:lvlText w:val=""/>
+      <w:lvlJc w:val="left"/>
+      <w:pPr>
+        <w:tabs>
+          <w:tab w:val="num" w:pos="720"/>
+        </w:tabs>
+        <w:ind w:left="720" w:hanging="360"/>
+      </w:pPr>
+      <w:rPr>
+        <w:rFonts w:ascii="Symbol" w:hAnsi="Symbol" w:hint="default"/>
+        <w:sz w:val="20"/>
+      </w:rPr>
+    </w:lvl>
+    <w:lvl w:ilvl="1">
+      <w:start w:val="1"/>
+      <w:numFmt w:val="bullet"/>
+      <w:lvlText w:val="o"/>
+      <w:lvlJc w:val="left"/>
+      <w:pPr>
+        <w:tabs>
+          <w:tab w:val="num" w:pos="1440"/>
+        </w:tabs>
+        <w:ind w:left="1440" w:hanging="360"/>
+      </w:pPr>
+      <w:rPr>
+        <w:rFonts w:ascii="Courier New" w:hAnsi="Courier New" w:cs="Times New Roman" w:hint="default"/>
+        <w:sz w:val="20"/>
+      </w:rPr>
+    </w:lvl>
+    <w:lvl w:ilvl="2">
+      <w:start w:val="1"/>
+      <w:numFmt w:val="bullet"/>
+      <w:lvlText w:val=""/>
+      <w:lvlJc w:val="left"/>
+      <w:pPr>
+        <w:tabs>
+          <w:tab w:val="num" w:pos="2160"/>
+        </w:tabs>
+        <w:ind w:left="2160" w:hanging="360"/>
+      </w:pPr>
+      <w:rPr>
+        <w:rFonts w:ascii="Wingdings" w:hAnsi="Wingdings" w:hint="default"/>
+        <w:sz w:val="20"/>
+      </w:rPr>
+    </w:lvl>
+    <w:lvl w:ilvl="3">
+      <w:start w:val="1"/>
+      <w:numFmt w:val="bullet"/>
+      <w:lvlText w:val=""/>
+      <w:lvlJc w:val="left"/>
+      <w:pPr>
+        <w:tabs>
+          <w:tab w:val="num" w:pos="2880"/>
+        </w:tabs>
+        <w:ind w:left="2880" w:hanging="360"/>
+      </w:pPr>
+      <w:rPr>
+        <w:rFonts w:ascii="Wingdings" w:hAnsi="Wingdings" w:hint="default"/>
+        <w:sz w:val="20"/>
+      </w:rPr>
+    </w:lvl>
+    <w:lvl w:ilvl="4">
+      <w:start w:val="1"/>
+      <w:numFmt w:val="bullet"/>
+      <w:lvlText w:val=""/>
+      <w:lvlJc w:val="left"/>
+      <w:pPr>
+        <w:tabs>
+          <w:tab w:val="num" w:pos="3600"/>
+        </w:tabs>
+        <w:ind w:left="3600" w:hanging="360"/>
+      </w:pPr>
+      <w:rPr>
+        <w:rFonts w:ascii="Wingdings" w:hAnsi="Wingdings" w:hint="default"/>
+        <w:sz w:val="20"/>
+      </w:rPr>
+    </w:lvl>
+    <w:lvl w:ilvl="5">
+      <w:start w:val="1"/>
+      <w:numFmt w:val="bullet"/>
+      <w:lvlText w:val=""/>
+      <w:lvlJc w:val="left"/>
+      <w:pPr>
+        <w:tabs>
+          <w:tab w:val="num" w:pos="4320"/>
+        </w:tabs>
+        <w:ind w:left="4320" w:hanging="360"/>
+      </w:pPr>
+      <w:rPr>
+        <w:rFonts w:ascii="Wingdings" w:hAnsi="Wingdings" w:hint="default"/>
+        <w:sz w:val="20"/>
+      </w:rPr>
+    </w:lvl>
+    <w:lvl w:ilvl="6">
+      <w:start w:val="1"/>
+      <w:numFmt w:val="bullet"/>
+      <w:lvlText w:val=""/>
+      <w:lvlJc w:val="left"/>
+      <w:pPr>
+        <w:tabs>
+          <w:tab w:val="num" w:pos="5040"/>
+        </w:tabs>
+        <w:ind w:left="5040" w:hanging="360"/>
+      </w:pPr>
+      <w:rPr>
+        <w:rFonts w:ascii="Wingdings" w:hAnsi="Wingdings" w:hint="default"/>
+        <w:sz w:val="20"/>
+      </w:rPr>
+    </w:lvl>
+    <w:lvl w:ilvl="7">
+      <w:start w:val="1"/>
+      <w:numFmt w:val="bullet"/>
+      <w:lvlText w:val=""/>
+      <w:lvlJc w:val="left"/>
+      <w:pPr>
+        <w:tabs>
+          <w:tab w:val="num" w:pos="5760"/>
+        </w:tabs>
+        <w:ind w:left="5760" w:hanging="360"/>
+      </w:pPr>
+      <w:rPr>
+        <w:rFonts w:ascii="Wingdings" w:hAnsi="Wingdings" w:hint="default"/>
+        <w:sz w:val="20"/>
+      </w:rPr>
+    </w:lvl>
+    <w:lvl w:ilvl="8">
+      <w:start w:val="1"/>
+      <w:numFmt w:val="bullet"/>
+      <w:lvlText w:val=""/>
+      <w:lvlJc w:val="left"/>
+      <w:pPr>
+        <w:tabs>
+          <w:tab w:val="num" w:pos="6480"/>
+        </w:tabs>
+        <w:ind w:left="6480" w:hanging="360"/>
+      </w:pPr>
+      <w:rPr>
+        <w:rFonts w:ascii="Wingdings" w:hAnsi="Wingdings" w:hint="default"/>
+        <w:sz w:val="20"/>
+      </w:rPr>
+    </w:lvl>
+  </w:abstractNum>
+  <w:abstractNum w:abstractNumId="2" w15:restartNumberingAfterBreak="0">
     <w:nsid w:val="64707397"/>
     <w:multiLevelType w:val="multilevel"/>
     <w:tmpl w:val="5532CEF0"/>
@@ -1275,7 +1922,49 @@
     </w:lvl>
   </w:abstractNum>
   <w:num w:numId="1" w16cid:durableId="817452394">
+    <w:abstractNumId w:val="2"/>
+  </w:num>
+  <w:num w:numId="2" w16cid:durableId="968323775">
     <w:abstractNumId w:val="0"/>
+    <w:lvlOverride w:ilvl="0">
+      <w:startOverride w:val="1"/>
+    </w:lvlOverride>
+    <w:lvlOverride w:ilvl="1">
+      <w:startOverride w:val="1"/>
+    </w:lvlOverride>
+    <w:lvlOverride w:ilvl="2">
+      <w:startOverride w:val="1"/>
+    </w:lvlOverride>
+    <w:lvlOverride w:ilvl="3">
+      <w:startOverride w:val="1"/>
+    </w:lvlOverride>
+    <w:lvlOverride w:ilvl="4">
+      <w:startOverride w:val="1"/>
+    </w:lvlOverride>
+    <w:lvlOverride w:ilvl="5">
+      <w:startOverride w:val="1"/>
+    </w:lvlOverride>
+    <w:lvlOverride w:ilvl="6">
+      <w:startOverride w:val="1"/>
+    </w:lvlOverride>
+    <w:lvlOverride w:ilvl="7">
+      <w:startOverride w:val="1"/>
+    </w:lvlOverride>
+    <w:lvlOverride w:ilvl="8">
+      <w:startOverride w:val="1"/>
+    </w:lvlOverride>
+  </w:num>
+  <w:num w:numId="3" w16cid:durableId="960770406">
+    <w:abstractNumId w:val="1"/>
+    <w:lvlOverride w:ilvl="0"/>
+    <w:lvlOverride w:ilvl="1"/>
+    <w:lvlOverride w:ilvl="2"/>
+    <w:lvlOverride w:ilvl="3"/>
+    <w:lvlOverride w:ilvl="4"/>
+    <w:lvlOverride w:ilvl="5"/>
+    <w:lvlOverride w:ilvl="6"/>
+    <w:lvlOverride w:ilvl="7"/>
+    <w:lvlOverride w:ilvl="8"/>
   </w:num>
 </w:numbering>
 </file>
